--- a/applications/included-health-marcomm-program-manager/resume.docx
+++ b/applications/included-health-marcomm-program-manager/resume.docx
@@ -591,7 +591,7 @@
           <w:color w:val="1A1A1A"/>
           <w:sz w:val="21"/>
         </w:rPr>
-        <w:t>Account Executive</w:t>
+        <w:t>Account Executive / Sales Operations</w:t>
       </w:r>
       <w:r>
         <w:rPr>
@@ -601,7 +601,7 @@
           <w:color w:val="163A5F"/>
           <w:sz w:val="21"/>
         </w:rPr>
-        <w:t xml:space="preserve">  |  Accelo</w:t>
+        <w:t xml:space="preserve">  |  Fetch &amp; Funnel</w:t>
       </w:r>
       <w:r>
         <w:rPr>
@@ -612,7 +612,7 @@
           <w:sz w:val="18"/>
         </w:rPr>
         <w:tab/>
-        <w:t>Apr 2018 - Jul 2020</w:t>
+        <w:t>Sep 2022 - Feb 2023</w:t>
       </w:r>
     </w:p>
     <w:p>
@@ -627,7 +627,7 @@
           <w:color w:val="555555"/>
           <w:sz w:val="18"/>
         </w:rPr>
-        <w:t>Denver, CO</w:t>
+        <w:t>Remote</w:t>
       </w:r>
     </w:p>
     <w:p>
@@ -651,7 +651,7 @@
           <w:i w:val="0"/>
           <w:color w:val="1A1A1A"/>
         </w:rPr>
-        <w:t>Sold and scoped complex CRM and project-management/PSA software to agencies and professional-services firms - the intake, workflow, and capacity-tracking systems this role is built around.</w:t>
+        <w:t>Built and refined internal processes that improved reporting accuracy, reduced handoff errors, and strengthened cross-team alignment.</w:t>
       </w:r>
     </w:p>
     <w:p>
@@ -675,55 +675,7 @@
           <w:i w:val="0"/>
           <w:color w:val="1A1A1A"/>
         </w:rPr>
-        <w:t>Built sequenced implementation plans for incoming clients, ranking which systems to change and in what order, and handed them to the implementation team to execute against.</w:t>
-      </w:r>
-    </w:p>
-    <w:p>
-      <w:pPr>
-        <w:spacing w:after="30"/>
-        <w:ind w:left="259" w:hanging="259"/>
-      </w:pPr>
-      <w:r>
-        <w:rPr>
-          <w:rFonts w:ascii="Calibri" w:hAnsi="Calibri"/>
-          <w:b w:val="0"/>
-          <w:i w:val="0"/>
-          <w:color w:val="163A5F"/>
-        </w:rPr>
-        <w:t xml:space="preserve">•  </w:t>
-      </w:r>
-      <w:r>
-        <w:rPr>
-          <w:rFonts w:ascii="Calibri" w:hAnsi="Calibri"/>
-          <w:b w:val="0"/>
-          <w:i w:val="0"/>
-          <w:color w:val="1A1A1A"/>
-        </w:rPr>
-        <w:t>Guided client onboarding and workflow design, troubleshooting process gaps and resolving technical challenges during setup.</w:t>
-      </w:r>
-    </w:p>
-    <w:p>
-      <w:pPr>
-        <w:spacing w:after="30"/>
-        <w:ind w:left="259" w:hanging="259"/>
-      </w:pPr>
-      <w:r>
-        <w:rPr>
-          <w:rFonts w:ascii="Calibri" w:hAnsi="Calibri"/>
-          <w:b w:val="0"/>
-          <w:i w:val="0"/>
-          <w:color w:val="163A5F"/>
-        </w:rPr>
-        <w:t xml:space="preserve">•  </w:t>
-      </w:r>
-      <w:r>
-        <w:rPr>
-          <w:rFonts w:ascii="Calibri" w:hAnsi="Calibri"/>
-          <w:b w:val="0"/>
-          <w:i w:val="0"/>
-          <w:color w:val="1A1A1A"/>
-        </w:rPr>
-        <w:t>Escalated issues to leadership early and mitigated account-level risk with direct strategic guidance.</w:t>
+        <w:t>Ran client accounts end to end at a performance marketing agency, covering campaign execution, performance reporting, and cross-team communication.</w:t>
       </w:r>
     </w:p>
     <w:p>
@@ -867,7 +819,7 @@
           <w:color w:val="1A1A1A"/>
           <w:sz w:val="21"/>
         </w:rPr>
-        <w:t>Account Executive / Sales Operations</w:t>
+        <w:t>Account Executive</w:t>
       </w:r>
       <w:r>
         <w:rPr>
@@ -877,7 +829,7 @@
           <w:color w:val="163A5F"/>
           <w:sz w:val="21"/>
         </w:rPr>
-        <w:t xml:space="preserve">  |  Fetch &amp; Funnel</w:t>
+        <w:t xml:space="preserve">  |  Accelo</w:t>
       </w:r>
       <w:r>
         <w:rPr>
@@ -888,7 +840,7 @@
           <w:sz w:val="18"/>
         </w:rPr>
         <w:tab/>
-        <w:t>Sep 2022 - Feb 2023</w:t>
+        <w:t>Apr 2018 - Jul 2020</w:t>
       </w:r>
     </w:p>
     <w:p>
@@ -903,7 +855,7 @@
           <w:color w:val="555555"/>
           <w:sz w:val="18"/>
         </w:rPr>
-        <w:t>Remote</w:t>
+        <w:t>Denver, CO</w:t>
       </w:r>
     </w:p>
     <w:p>
@@ -927,7 +879,7 @@
           <w:i w:val="0"/>
           <w:color w:val="1A1A1A"/>
         </w:rPr>
-        <w:t>Built and refined internal processes that improved reporting accuracy, reduced handoff errors, and strengthened cross-team alignment.</w:t>
+        <w:t>Sold and scoped complex CRM and project-management/PSA software to agencies and professional-services firms - the intake, workflow, and capacity-tracking systems this role is built around.</w:t>
       </w:r>
     </w:p>
     <w:p>
@@ -951,7 +903,55 @@
           <w:i w:val="0"/>
           <w:color w:val="1A1A1A"/>
         </w:rPr>
-        <w:t>Ran client accounts end to end at a performance marketing agency, covering campaign execution, performance reporting, and cross-team communication.</w:t>
+        <w:t>Built sequenced implementation plans for incoming clients, ranking which systems to change and in what order, and handed them to the implementation team to execute against.</w:t>
+      </w:r>
+    </w:p>
+    <w:p>
+      <w:pPr>
+        <w:spacing w:after="30"/>
+        <w:ind w:left="259" w:hanging="259"/>
+      </w:pPr>
+      <w:r>
+        <w:rPr>
+          <w:rFonts w:ascii="Calibri" w:hAnsi="Calibri"/>
+          <w:b w:val="0"/>
+          <w:i w:val="0"/>
+          <w:color w:val="163A5F"/>
+        </w:rPr>
+        <w:t xml:space="preserve">•  </w:t>
+      </w:r>
+      <w:r>
+        <w:rPr>
+          <w:rFonts w:ascii="Calibri" w:hAnsi="Calibri"/>
+          <w:b w:val="0"/>
+          <w:i w:val="0"/>
+          <w:color w:val="1A1A1A"/>
+        </w:rPr>
+        <w:t>Guided client onboarding and workflow design, troubleshooting process gaps and resolving technical challenges during setup.</w:t>
+      </w:r>
+    </w:p>
+    <w:p>
+      <w:pPr>
+        <w:spacing w:after="30"/>
+        <w:ind w:left="259" w:hanging="259"/>
+      </w:pPr>
+      <w:r>
+        <w:rPr>
+          <w:rFonts w:ascii="Calibri" w:hAnsi="Calibri"/>
+          <w:b w:val="0"/>
+          <w:i w:val="0"/>
+          <w:color w:val="163A5F"/>
+        </w:rPr>
+        <w:t xml:space="preserve">•  </w:t>
+      </w:r>
+      <w:r>
+        <w:rPr>
+          <w:rFonts w:ascii="Calibri" w:hAnsi="Calibri"/>
+          <w:b w:val="0"/>
+          <w:i w:val="0"/>
+          <w:color w:val="1A1A1A"/>
+        </w:rPr>
+        <w:t>Escalated issues to leadership early and mitigated account-level risk with direct strategic guidance.</w:t>
       </w:r>
     </w:p>
     <w:p>
